--- a/văn bản pháp quy/QD 2426 BQP.docx
+++ b/văn bản pháp quy/QD 2426 BQP.docx
@@ -1665,7 +1665,6 @@
               <w:jc w:val="center"/>
             </w:pPr>
             <w:r>
-              <w:lastRenderedPageBreak/>
               <w:t>Hạng B/ BVLOS</w:t>
             </w:r>
           </w:p>
@@ -2512,6 +2511,9 @@
         <w:spacing w:after="120"/>
       </w:pPr>
       <w:r>
+        <w:rPr>
+          <w:highlight w:val="yellow"/>
+        </w:rPr>
         <w:t>- Ngay sau khi kết thúc các bài sát hạch, Hội đồng kiểm tra, sát hạch và Tổ giám sát trực tiếp giám sát việc trích xuất dữ liệu từ máy chủ, dữ liệu nhật ký bay (Flight log) và dữ liệu đo xa (Telemetry) để đối chiếu, xác thực kết quả;</w:t>
       </w:r>
     </w:p>
@@ -2787,7 +2789,6 @@
               <w:spacing w:before="80" w:after="80"/>
             </w:pPr>
             <w:r>
-              <w:lastRenderedPageBreak/>
               <w:t>- Phát hiện có hành vi gian lận, làm sai lệch kết quả sau khi đã kết thúc nội dung hoặc toàn bộ kỳ sát hạch;</w:t>
             </w:r>
             <w:r>
